--- a/deliverables/video-4-slides/hit-final/Video_4_HIT_FINAL/SHORTS/Video_4_Short_3_Not_A_Perfect_Plan.docx
+++ b/deliverables/video-4-slides/hit-final/Video_4_HIT_FINAL/SHORTS/Video_4_Short_3_Not_A_Perfect_Plan.docx
@@ -58,7 +58,7 @@
           <w:color w:val="5A6B82"/>
           <w:sz w:val="22"/>
         </w:rPr>
-        <w:t>Verbal hook:  “My career was not a carefully designed portfolio career.”</w:t>
+        <w:t>Verbal hook:  “Let me show you why my career was not a carefully designed portfolio career.”</w:t>
       </w:r>
     </w:p>
     <w:p>
@@ -104,7 +104,7 @@
           <w:color w:val="1A1A1A"/>
           <w:sz w:val="27"/>
         </w:rPr>
-        <w:t>My career was not a carefully designed portfolio career.</w:t>
+        <w:t>Let me show you why my career was not a carefully designed portfolio career.</w:t>
       </w:r>
     </w:p>
     <w:p>
@@ -149,7 +149,7 @@
           <w:color w:val="1A1A1A"/>
           <w:sz w:val="27"/>
         </w:rPr>
-        <w:t>That matters because career coherence is not the same as pretending every move was strategic.</w:t>
+        <w:t>That matters to you, because career coherence is not the same as pretending every move was strategic.</w:t>
       </w:r>
     </w:p>
     <w:p>
@@ -179,7 +179,7 @@
           <w:color w:val="1A1A1A"/>
           <w:sz w:val="27"/>
         </w:rPr>
-        <w:t>You do not need to rewrite history.</w:t>
+        <w:t>You do not need to rewrite your history.</w:t>
       </w:r>
     </w:p>
     <w:p>
@@ -209,7 +209,7 @@
           <w:color w:val="1A1A1A"/>
           <w:sz w:val="27"/>
         </w:rPr>
-        <w:t>Then ask what the chapter taught you to do that remained useful later.</w:t>
+        <w:t>Then ask what that chapter taught you to do that stayed useful later.</w:t>
       </w:r>
     </w:p>
     <w:p>
